--- a/docs/WEEK3_PROJECT_REPORT.docx
+++ b/docs/WEEK3_PROJECT_REPORT.docx
@@ -283,7 +283,7 @@
               <w:rPr>
                 <w:sz w:val="19"/>
               </w:rPr>
-              <w:t>Hosted app</w:t>
+              <w:t>Execution</w:t>
             </w:r>
           </w:p>
         </w:tc>
@@ -300,7 +300,7 @@
               <w:rPr>
                 <w:sz w:val="19"/>
               </w:rPr>
-              <w:t>Deployment pending. Add the actual URL when available.</w:t>
+              <w:t>Local Streamlit app; no app login. Live requests use a locally configured Nebius API key.</w:t>
             </w:r>
           </w:p>
         </w:tc>
@@ -458,7 +458,7 @@
               <w:rPr>
                 <w:sz w:val="19"/>
               </w:rPr>
-              <w:t>Standalone Streamlit research app; public hosted demo or local use.</w:t>
+              <w:t>Standalone Streamlit research app running locally on the user's computer.</w:t>
             </w:r>
           </w:p>
         </w:tc>
@@ -617,7 +617,7 @@
               <w:rPr>
                 <w:sz w:val="19"/>
               </w:rPr>
-              <w:t>Goal, category, history, evidence, trace, draft and review state use SQLite checkpoints. Local mode recovers across restarts; the anonymous hosted demo exposes only the current browser workspace.</w:t>
+              <w:t>Goal, category, history, evidence, trace, draft and review state use SQLite checkpoints. Local SQLite state recovers across app restarts.</w:t>
             </w:r>
           </w:p>
         </w:tc>
@@ -880,7 +880,7 @@
     </w:p>
     <w:p>
       <w:r>
-        <w:t>The latter request led to anonymous browser workspaces and updated submission instructions while retaining the agent's review-before-save boundary.</w:t>
+        <w:t>The final submission uses local Streamlit execution and retains the agent's review-before-save boundary.</w:t>
       </w:r>
     </w:p>
     <w:p>
@@ -893,7 +893,7 @@
     </w:p>
     <w:p>
       <w:r>
-        <w:t xml:space="preserve">The standalone suite passed 27 tests, including Streamlit form interactions, password-free hosted access, workspace isolation and usage limits. Live checks covered a judged-evidence checklist with simulated review, ambiguity/cancellation and unsupported requests. Error/retry scenarios use controlled injected failures. See </w:t>
+        <w:t xml:space="preserve">The standalone suite passed 27 tests, including Streamlit form interactions, local UI behavior and optional access-control checks, workspace isolation and usage limits. Live checks covered a judged-evidence checklist with simulated review, ambiguity/cancellation and unsupported requests. Error/retry scenarios use controlled injected failures. See </w:t>
       </w:r>
       <w:hyperlink r:id="rId15">
         <w:r>
@@ -1158,12 +1158,12 @@
     </w:p>
     <w:p>
       <w:r>
-        <w:t>API keys remain in local environment settings or server secrets. They are excluded from GitHub and from this report. The public app requires no examiner password. Each hosted browser session has its own workspace; the server owner can access its stored data.</w:t>
+        <w:t>The Streamlit app runs on the local computer at http://127.0.0.1:8501. No app login is required. Live model requests use a Nebius API key stored in a local .env file; a reviewer reproducing the project supplies their own key. Credentials are excluded from GitHub and from this report.</w:t>
       </w:r>
     </w:p>
     <w:p>
       <w:r>
-        <w:t>Local SQLite state survives local app restarts. Hosted anonymous workspace access ends when the browser session resets, including a page refresh. Download approved checklists before leaving; server storage may also reset during a platform rebuild.</w:t>
+        <w:t>Local SQLite checkpoints, conversation state and approved checklists survive app restarts. Reopen a research session to continue review, then approve, edit or cancel. Approved checklists can also be downloaded as Markdown files.</w:t>
       </w:r>
     </w:p>
     <w:p>
@@ -1592,7 +1592,7 @@
         <w:t>28 tests</w:t>
       </w:r>
       <w:r>
-        <w:t xml:space="preserve"> before the repository split, covering password-free hosted access, browser workspace isolation, usage limits, actual Streamlit form interactions, exact-draft approval, restarts, editing, cancellation, scope handling, evidence spans and idempotency. Provider/tool failures are injected at the application boundary; this does not simulate every possible network or disk failure.</w:t>
+        <w:t xml:space="preserve"> before the repository split, covering optional access controls, browser workspace isolation, usage limits, actual Streamlit form interactions, exact-draft approval, restarts, editing, cancellation, scope handling, evidence spans and idempotency. Provider/tool failures are injected at the application boundary; this does not simulate every possible network or disk failure.</w:t>
       </w:r>
     </w:p>
     <w:p>
@@ -1646,7 +1646,7 @@
         <w:t>27 tests</w:t>
       </w:r>
       <w:r>
-        <w:t xml:space="preserve"> locally, retaining the agent, approval, persistence and hosting checks. GitHub Actions validates the standalone repository; the earlier live evaluation artifacts remain unchanged.</w:t>
+        <w:t xml:space="preserve"> locally, retaining the agent, approval, persistence and access-control checks. GitHub Actions validates the standalone repository; the earlier live evaluation artifacts remain unchanged.</w:t>
       </w:r>
     </w:p>
     <w:p>
@@ -1659,7 +1659,7 @@
     </w:p>
     <w:p>
       <w:r>
-        <w:t>The public repository contains the standalone app, prepared policy corpus, precomputed index, exact prompts, evaluation artifacts, tests and setup instructions. The hosted app has not been deployed yet. It can be run locally with Python 3.12 by following the repository README; live requests require an owner-configured Nebius key.</w:t>
+        <w:t>The public repository contains the standalone app, prepared policy corpus, precomputed index, exact prompts, evaluation artifacts, tests and setup instructions. Run it locally with Python 3.12 by following the repository README; live requests require a locally configured Nebius key.</w:t>
       </w:r>
     </w:p>
     <w:p>
